--- a/test-data/mc_fallback_pictures.docx
+++ b/test-data/mc_fallback_pictures.docx
@@ -12,7 +12,7 @@
         <mc:AlternateContent>
           <mc:Fallback>
             <w:pict>
-              <v:shape id="FallbackPicture" filled="f" stroked="f" style="width:60pt;height:36pt">
+              <v:shape id="FallbackPicturerId9" filled="f" stroked="f" style="width:60pt;height:36pt">
                 <v:imagedata r:id="rId9" o:title=""/>
               </v:shape>
             </w:pict>
@@ -23,6 +23,46 @@
     <w:p>
       <w:r>
         <w:t>After the picture.</w:t>
+      </w:r>
+    </w:p>
+    <w:p>
+      <w:r>
+        <w:t>Before the table picture.</w:t>
+      </w:r>
+    </w:p>
+    <w:tbl>
+      <w:tblPr>
+        <w:tblStyle w:val="TableGrid"/>
+        <w:tblW w:type="auto" w:w="0"/>
+        <w:tblLook w:firstColumn="1" w:firstRow="1" w:lastColumn="0" w:lastRow="0" w:noHBand="0" w:noVBand="1" w:val="04A0"/>
+      </w:tblPr>
+      <w:tblGrid>
+        <w:gridCol w:w="8640"/>
+      </w:tblGrid>
+      <w:tr>
+        <w:tc>
+          <w:tcPr>
+            <w:tcW w:type="dxa" w:w="8640"/>
+          </w:tcPr>
+          <w:p>
+            <w:r>
+              <mc:AlternateContent>
+                <mc:Fallback>
+                  <w:pict>
+                    <v:shape id="FallbackPicturerId9" filled="f" stroked="f" style="width:60pt;height:36pt">
+                      <v:imagedata r:id="rId9" o:title=""/>
+                    </v:shape>
+                  </w:pict>
+                </mc:Fallback>
+              </mc:AlternateContent>
+            </w:r>
+          </w:p>
+        </w:tc>
+      </w:tr>
+    </w:tbl>
+    <w:p>
+      <w:r>
+        <w:t>After the table picture.</w:t>
       </w:r>
     </w:p>
     <w:sectPr>

--- a/test-data/mc_fallback_pictures.docx
+++ b/test-data/mc_fallback_pictures.docx
@@ -12,7 +12,7 @@
         <mc:AlternateContent>
           <mc:Fallback>
             <w:pict>
-              <v:shape id="FallbackPicturerId9" filled="f" stroked="f" style="width:60pt;height:36pt">
+              <v:shape id="FallbackPicturerId9_1" filled="f" stroked="f" style="width:60pt;height:36pt">
                 <v:imagedata r:id="rId9" o:title=""/>
               </v:shape>
             </w:pict>
@@ -49,7 +49,7 @@
               <mc:AlternateContent>
                 <mc:Fallback>
                   <w:pict>
-                    <v:shape id="FallbackPicturerId9" filled="f" stroked="f" style="width:60pt;height:36pt">
+                    <v:shape id="FallbackPicturerId9_2" filled="f" stroked="f" style="width:60pt;height:36pt">
                       <v:imagedata r:id="rId9" o:title=""/>
                     </v:shape>
                   </w:pict>
@@ -65,7 +65,105 @@
         <w:t>After the table picture.</w:t>
       </w:r>
     </w:p>
+    <w:p>
+      <w:r>
+        <w:t>Before the nested table picture.</w:t>
+      </w:r>
+    </w:p>
+    <w:tbl>
+      <w:tblPr>
+        <w:tblStyle w:val="TableGrid"/>
+        <w:tblW w:type="auto" w:w="0"/>
+        <w:tblLook w:firstColumn="1" w:firstRow="1" w:lastColumn="0" w:lastRow="0" w:noHBand="0" w:noVBand="1" w:val="04A0"/>
+      </w:tblPr>
+      <w:tblGrid>
+        <w:gridCol w:w="8640"/>
+      </w:tblGrid>
+      <w:tr>
+        <w:tc>
+          <w:tcPr>
+            <w:tcW w:type="dxa" w:w="8640"/>
+          </w:tcPr>
+          <w:p>
+            <w:r>
+              <w:t>The outer cell.</w:t>
+            </w:r>
+          </w:p>
+          <w:tbl>
+            <w:tblPr>
+              <w:tblW w:type="auto" w:w="0"/>
+              <w:tblLook w:firstColumn="1" w:firstRow="1" w:lastColumn="0" w:lastRow="0" w:noHBand="0" w:noVBand="1" w:val="04A0"/>
+            </w:tblPr>
+            <w:tblGrid>
+              <w:gridCol w:w="8640"/>
+            </w:tblGrid>
+            <w:tr>
+              <w:tc>
+                <w:tcPr>
+                  <w:tcW w:type="dxa" w:w="8640"/>
+                </w:tcPr>
+                <w:p>
+                  <w:r>
+                    <mc:AlternateContent>
+                      <mc:Fallback>
+                        <w:pict>
+                          <v:shape id="FallbackPicturerId9_3" filled="f" stroked="f" style="width:60pt;height:36pt">
+                            <v:imagedata r:id="rId9" o:title=""/>
+                          </v:shape>
+                        </w:pict>
+                      </mc:Fallback>
+                    </mc:AlternateContent>
+                  </w:r>
+                </w:p>
+              </w:tc>
+            </w:tr>
+          </w:tbl>
+          <w:p/>
+        </w:tc>
+      </w:tr>
+    </w:tbl>
+    <w:p>
+      <w:r>
+        <w:t>After the nested table picture.</w:t>
+      </w:r>
+    </w:p>
+    <w:p>
+      <w:r>
+        <w:t>Before the text box picture.</w:t>
+      </w:r>
+    </w:p>
+    <w:p>
+      <w:r>
+        <w:pict>
+          <v:shape id="FallbackTextBox" type="#_x0000_t202" style="width:120pt;height:60pt" filled="f" stroked="t">
+            <v:textbox>
+              <w:txbxContent>
+                <w:p>
+                  <w:r>
+                    <mc:AlternateContent>
+                      <mc:Fallback>
+                        <w:pict>
+                          <v:shape id="FallbackPicturerId9_4" filled="f" stroked="f" style="width:60pt;height:36pt">
+                            <v:imagedata r:id="rId9" o:title=""/>
+                          </v:shape>
+                        </w:pict>
+                      </mc:Fallback>
+                    </mc:AlternateContent>
+                  </w:r>
+                </w:p>
+              </w:txbxContent>
+            </v:textbox>
+          </v:shape>
+        </w:pict>
+      </w:r>
+    </w:p>
+    <w:p>
+      <w:r>
+        <w:t>After the text box picture.</w:t>
+      </w:r>
+    </w:p>
     <w:sectPr>
+      <w:headerReference w:type="default" r:id="rId10"/>
       <w:pgSz w:w="12240" w:h="15840"/>
       <w:pgMar w:top="1440" w:right="1800" w:bottom="1440" w:left="1800" w:header="720" w:footer="720" w:gutter="0"/>
       <w:cols w:space="720"/>
@@ -73,6 +171,30 @@
     </w:sectPr>
   </w:body>
 </w:document>
+</file>
+
+<file path=word/header1.xml><?xml version="1.0" encoding="utf-8"?>
+<w:hdr xmlns:m="http://schemas.openxmlformats.org/officeDocument/2006/math" xmlns:mc="http://schemas.openxmlformats.org/markup-compatibility/2006" xmlns:mo="http://schemas.microsoft.com/office/mac/office/2008/main" xmlns:mv="urn:schemas-microsoft-com:mac:vml" xmlns:o="urn:schemas-microsoft-com:office:office" xmlns:r="http://schemas.openxmlformats.org/officeDocument/2006/relationships" xmlns:v="urn:schemas-microsoft-com:vml" xmlns:w10="urn:schemas-microsoft-com:office:word" xmlns:w14="http://schemas.microsoft.com/office/word/2010/wordml" xmlns:w="http://schemas.openxmlformats.org/wordprocessingml/2006/main" xmlns:wne="http://schemas.microsoft.com/office/word/2006/wordml" xmlns:wp14="http://schemas.microsoft.com/office/word/2010/wordprocessingDrawing" xmlns:wp="http://schemas.openxmlformats.org/drawingml/2006/wordprocessingDrawing" xmlns:wpc="http://schemas.microsoft.com/office/word/2010/wordprocessingCanvas" xmlns:wpg="http://schemas.microsoft.com/office/word/2010/wordprocessingGroup" xmlns:wpi="http://schemas.microsoft.com/office/word/2010/wordprocessingInk" xmlns:wps="http://schemas.microsoft.com/office/word/2010/wordprocessingShape" mc:Ignorable="w14 wp14">
+  <w:p>
+    <w:pPr>
+      <w:pStyle w:val="Header"/>
+    </w:pPr>
+    <w:r>
+      <w:t>The header.</w:t>
+    </w:r>
+    <w:r>
+      <mc:AlternateContent>
+        <mc:Fallback>
+          <w:pict>
+            <v:shape id="FallbackPicturerId1_5" filled="f" stroked="f" style="width:60pt;height:36pt">
+              <v:imagedata r:id="rId1" o:title=""/>
+            </v:shape>
+          </w:pict>
+        </mc:Fallback>
+      </mc:AlternateContent>
+    </w:r>
+  </w:p>
+</w:hdr>
 </file>
 
 <file path=word/numbering.xml><?xml version="1.0" encoding="utf-8"?>
